--- a/downloads/handouts/Unit 02/Handout 02.14 - Company Cards.docx
+++ b/downloads/handouts/Unit 02/Handout 02.14 - Company Cards.docx
@@ -34,7 +34,7 @@
         <w:t xml:space="preserve"> </w:t>
       </w:r>
       <w:r>
-        <w:t xml:space="preserve">Cut the eight cards apart (or your teacher has). Read every card. Put them in a line on your desk from the safest to the riskiest. Write your risk word on each card and on the cover of your Investor Journal: none, low, medium, high, or very high. Be ready to defend your order with a line from a card. Some of these companies do not exist yet in 1870; they join the board in the round when they were founded. Nobody learns what happened to any of them until Day 9.</w:t>
+        <w:t xml:space="preserve">Cut the eight cards apart (or your teacher has). Read every card. Put them in a line on your desk from the safest to the riskiest. Write your risk word on each card and on the cover of your Investor Journal: none, low, medium, high, or very high. Be ready to explain your order with a line from a card. Some of these companies do not exist yet in 1870; they join the board in a later round, and the card says which. Nobody learns what happened to any of them until Day 9.</w:t>
       </w:r>
     </w:p>
     <w:p>
@@ -135,7 +135,7 @@
         <w:pStyle w:val="FirstParagraph"/>
       </w:pPr>
       <w:r>
-        <w:t xml:space="preserve">Refines kerosene for lamps and, later, gasoline for cars. Run by the most ruthless businessman in America, who buys or breaks every rival. Governments do not like monopolies.</w:t>
+        <w:t xml:space="preserve">Refines kerosene for lamps and, later, gasoline for cars. Run by the toughest businessman in America, who buys or breaks every rival. Governments do not like monopolies.</w:t>
       </w:r>
     </w:p>
     <w:p>
@@ -330,7 +330,7 @@
         <w:pStyle w:val="FirstParagraph"/>
       </w:pPr>
       <w:r>
-        <w:t xml:space="preserve">The newest thing in the world: music and news in every living room. Never paid a dividend. Its price is a bet on the future.</w:t>
+        <w:t xml:space="preserve">The newest thing in the world: music and news in every living room. Never paid a dividend (a share of the profit paid to owners). Its price is a bet on the future.</w:t>
       </w:r>
     </w:p>
     <w:p>
